--- a/(07.20~)develop/260720_회의안건.docx
+++ b/(07.20~)develop/260720_회의안건.docx
@@ -5,23 +5,59 @@
     <w:p>
       <w:pPr>
         <w:rPr>
-          <w:rFonts w:hint="eastAsia"/>
-        </w:rPr>
-      </w:pPr>
-      <w:proofErr w:type="gramStart"/>
-      <w:r>
-        <w:rPr>
-          <w:rFonts w:hint="eastAsia"/>
-        </w:rPr>
-        <w:t>회의 할</w:t>
-      </w:r>
-      <w:proofErr w:type="gramEnd"/>
-      <w:r>
-        <w:rPr>
-          <w:rFonts w:hint="eastAsia"/>
-        </w:rPr>
-        <w:t xml:space="preserve"> 내용 </w:t>
-      </w:r>
+          <w:sz w:val="24"/>
+          <w:szCs w:val="28"/>
+        </w:rPr>
+      </w:pPr>
+      <w:r>
+        <w:rPr>
+          <w:sz w:val="24"/>
+          <w:szCs w:val="28"/>
+        </w:rPr>
+        <w:drawing>
+          <wp:inline distT="0" distB="0" distL="0" distR="0" wp14:anchorId="39F94733" wp14:editId="065113F4">
+            <wp:extent cx="5731510" cy="2106295"/>
+            <wp:effectExtent l="0" t="0" r="2540" b="8255"/>
+            <wp:docPr id="1" name="그림 1"/>
+            <wp:cNvGraphicFramePr>
+              <a:graphicFrameLocks xmlns:a="http://schemas.openxmlformats.org/drawingml/2006/main" noChangeAspect="1"/>
+            </wp:cNvGraphicFramePr>
+            <a:graphic xmlns:a="http://schemas.openxmlformats.org/drawingml/2006/main">
+              <a:graphicData uri="http://schemas.openxmlformats.org/drawingml/2006/picture">
+                <pic:pic xmlns:pic="http://schemas.openxmlformats.org/drawingml/2006/picture">
+                  <pic:nvPicPr>
+                    <pic:cNvPr id="1" name=""/>
+                    <pic:cNvPicPr/>
+                  </pic:nvPicPr>
+                  <pic:blipFill>
+                    <a:blip r:embed="rId5"/>
+                    <a:stretch>
+                      <a:fillRect/>
+                    </a:stretch>
+                  </pic:blipFill>
+                  <pic:spPr>
+                    <a:xfrm>
+                      <a:off x="0" y="0"/>
+                      <a:ext cx="5731510" cy="2106295"/>
+                    </a:xfrm>
+                    <a:prstGeom prst="rect">
+                      <a:avLst/>
+                    </a:prstGeom>
+                  </pic:spPr>
+                </pic:pic>
+              </a:graphicData>
+            </a:graphic>
+          </wp:inline>
+        </w:drawing>
+      </w:r>
+    </w:p>
+    <w:p>
+      <w:pPr>
+        <w:rPr>
+          <w:sz w:val="24"/>
+          <w:szCs w:val="28"/>
+        </w:rPr>
+      </w:pPr>
     </w:p>
     <w:p>
       <w:pPr>
@@ -31,32 +67,101 @@
           <w:numId w:val="2"/>
         </w:numPr>
         <w:ind w:leftChars="0"/>
-      </w:pPr>
-      <w:r>
-        <w:rPr>
-          <w:rFonts w:hint="eastAsia"/>
+        <w:rPr>
+          <w:sz w:val="24"/>
+          <w:szCs w:val="28"/>
+        </w:rPr>
+      </w:pPr>
+      <w:r>
+        <w:rPr>
+          <w:rFonts w:hint="eastAsia"/>
+          <w:sz w:val="24"/>
+          <w:szCs w:val="28"/>
         </w:rPr>
         <w:t xml:space="preserve">구현 </w:t>
       </w:r>
       <w:r>
+        <w:rPr>
+          <w:sz w:val="24"/>
+          <w:szCs w:val="28"/>
+        </w:rPr>
         <w:t>(</w:t>
       </w:r>
       <w:r>
         <w:rPr>
           <w:rFonts w:hint="eastAsia"/>
-        </w:rPr>
-        <w:t xml:space="preserve">된다면 </w:t>
-      </w:r>
-      <w:r>
-        <w:rPr>
-          <w:rFonts w:hint="eastAsia"/>
+          <w:sz w:val="24"/>
+          <w:szCs w:val="28"/>
         </w:rPr>
         <w:t>배포까지</w:t>
       </w:r>
       <w:r>
+        <w:rPr>
+          <w:sz w:val="24"/>
+          <w:szCs w:val="28"/>
+        </w:rPr>
+        <w:t>[</w:t>
+      </w:r>
+      <w:r>
+        <w:rPr>
+          <w:rFonts w:hint="eastAsia"/>
+          <w:sz w:val="24"/>
+          <w:szCs w:val="28"/>
+        </w:rPr>
+        <w:t>Q</w:t>
+      </w:r>
+      <w:r>
+        <w:rPr>
+          <w:sz w:val="24"/>
+          <w:szCs w:val="28"/>
+        </w:rPr>
+        <w:t xml:space="preserve">R] </w:t>
+      </w:r>
+      <w:r>
+        <w:rPr>
+          <w:rFonts w:hint="eastAsia"/>
+          <w:sz w:val="24"/>
+          <w:szCs w:val="28"/>
+        </w:rPr>
+        <w:t>또는</w:t>
+      </w:r>
+      <w:r>
+        <w:rPr>
+          <w:sz w:val="24"/>
+          <w:szCs w:val="28"/>
+        </w:rPr>
+        <w:t xml:space="preserve"> </w:t>
+      </w:r>
+      <w:r>
+        <w:rPr>
+          <w:rFonts w:hint="eastAsia"/>
+          <w:sz w:val="24"/>
+          <w:szCs w:val="28"/>
+        </w:rPr>
+        <w:t xml:space="preserve">시연영상 </w:t>
+      </w:r>
+      <w:proofErr w:type="spellStart"/>
+      <w:r>
+        <w:rPr>
+          <w:rFonts w:hint="eastAsia"/>
+          <w:sz w:val="24"/>
+          <w:szCs w:val="28"/>
+        </w:rPr>
+        <w:t>녹화까지만</w:t>
+      </w:r>
+      <w:proofErr w:type="spellEnd"/>
+      <w:r>
+        <w:rPr>
+          <w:sz w:val="24"/>
+          <w:szCs w:val="28"/>
+        </w:rPr>
         <w:t>)</w:t>
       </w:r>
       <w:r>
+        <w:rPr>
+          <w:sz w:val="24"/>
+          <w:szCs w:val="28"/>
+        </w:rPr>
         <w:t xml:space="preserve">: </w:t>
       </w:r>
       <w:proofErr w:type="spellStart"/>
@@ -65,6 +170,8 @@
           <w:rFonts w:hint="eastAsia"/>
           <w:b/>
           <w:bCs/>
+          <w:sz w:val="24"/>
+          <w:szCs w:val="28"/>
         </w:rPr>
         <w:t>이승건</w:t>
       </w:r>
@@ -74,6 +181,8 @@
           <w:rFonts w:hint="eastAsia"/>
           <w:b/>
           <w:bCs/>
+          <w:sz w:val="24"/>
+          <w:szCs w:val="28"/>
         </w:rPr>
         <w:t>,</w:t>
       </w:r>
@@ -81,6 +190,8 @@
         <w:rPr>
           <w:b/>
           <w:bCs/>
+          <w:sz w:val="24"/>
+          <w:szCs w:val="28"/>
         </w:rPr>
         <w:t xml:space="preserve"> </w:t>
       </w:r>
@@ -89,6 +200,8 @@
           <w:rFonts w:hint="eastAsia"/>
           <w:b/>
           <w:bCs/>
+          <w:sz w:val="24"/>
+          <w:szCs w:val="28"/>
         </w:rPr>
         <w:t>서준원</w:t>
       </w:r>
@@ -101,38 +214,87 @@
           <w:numId w:val="2"/>
         </w:numPr>
         <w:ind w:leftChars="0"/>
-      </w:pPr>
-      <w:r>
-        <w:rPr>
-          <w:rFonts w:hint="eastAsia"/>
+        <w:rPr>
+          <w:sz w:val="24"/>
+          <w:szCs w:val="28"/>
+        </w:rPr>
+      </w:pPr>
+      <w:r>
+        <w:rPr>
+          <w:rFonts w:hint="eastAsia"/>
+          <w:sz w:val="24"/>
+          <w:szCs w:val="28"/>
         </w:rPr>
         <w:t>발표 멘토링 피드백</w:t>
       </w:r>
       <w:r>
+        <w:rPr>
+          <w:sz w:val="24"/>
+          <w:szCs w:val="28"/>
+        </w:rPr>
         <w:t xml:space="preserve"> </w:t>
       </w:r>
       <w:r>
         <w:rPr>
           <w:rFonts w:hint="eastAsia"/>
+          <w:sz w:val="24"/>
+          <w:szCs w:val="28"/>
         </w:rPr>
         <w:t>반영</w:t>
       </w:r>
       <w:r>
+        <w:rPr>
+          <w:sz w:val="24"/>
+          <w:szCs w:val="28"/>
+        </w:rPr>
         <w:t>:</w:t>
       </w:r>
       <w:r>
         <w:rPr>
+          <w:rFonts w:hint="eastAsia"/>
+          <w:sz w:val="24"/>
+          <w:szCs w:val="28"/>
+        </w:rPr>
+        <w:t xml:space="preserve"> 서류 제출 후,</w:t>
+      </w:r>
+      <w:r>
+        <w:rPr>
+          <w:sz w:val="24"/>
+          <w:szCs w:val="28"/>
+        </w:rPr>
+        <w:t xml:space="preserve"> </w:t>
+      </w:r>
+      <w:r>
+        <w:rPr>
+          <w:rFonts w:hint="eastAsia"/>
+          <w:sz w:val="24"/>
+          <w:szCs w:val="28"/>
+        </w:rPr>
+        <w:t xml:space="preserve">발표까지 기간이 길어서 발표자료 만드는 전략을 세워야 </w:t>
+      </w:r>
+      <w:r>
+        <w:rPr>
+          <w:rFonts w:hint="eastAsia"/>
+          <w:sz w:val="24"/>
+          <w:szCs w:val="28"/>
+        </w:rPr>
+        <w:t>할 것으로 보임:</w:t>
+      </w:r>
+      <w:r>
+        <w:rPr>
+          <w:sz w:val="24"/>
+          <w:szCs w:val="28"/>
+        </w:rPr>
+        <w:t xml:space="preserve"> </w:t>
+      </w:r>
+      <w:proofErr w:type="spellStart"/>
+      <w:r>
+        <w:rPr>
+          <w:rFonts w:hint="eastAsia"/>
           <w:b/>
           <w:bCs/>
-        </w:rPr>
-        <w:t xml:space="preserve"> </w:t>
-      </w:r>
-      <w:proofErr w:type="spellStart"/>
-      <w:r>
-        <w:rPr>
-          <w:rFonts w:hint="eastAsia"/>
-          <w:b/>
-          <w:bCs/>
+          <w:sz w:val="24"/>
+          <w:szCs w:val="28"/>
         </w:rPr>
         <w:t>박소정</w:t>
       </w:r>
@@ -146,12 +308,285 @@
           <w:numId w:val="2"/>
         </w:numPr>
         <w:ind w:leftChars="0"/>
-      </w:pPr>
-      <w:r>
-        <w:rPr>
-          <w:rFonts w:hint="eastAsia"/>
-        </w:rPr>
-        <w:t xml:space="preserve">창업 멘토링 피드백 반영 </w:t>
+        <w:rPr>
+          <w:sz w:val="24"/>
+          <w:szCs w:val="28"/>
+        </w:rPr>
+      </w:pPr>
+      <w:r>
+        <w:rPr>
+          <w:rFonts w:hint="eastAsia"/>
+          <w:sz w:val="24"/>
+          <w:szCs w:val="28"/>
+        </w:rPr>
+        <w:t>창업 멘토링 피드백 반영</w:t>
+      </w:r>
+    </w:p>
+    <w:p>
+      <w:pPr>
+        <w:pStyle w:val="a3"/>
+        <w:ind w:leftChars="0" w:left="760"/>
+        <w:rPr>
+          <w:sz w:val="24"/>
+          <w:szCs w:val="28"/>
+        </w:rPr>
+      </w:pPr>
+      <w:r>
+        <w:rPr>
+          <w:rFonts w:hint="eastAsia"/>
+          <w:sz w:val="24"/>
+          <w:szCs w:val="28"/>
+        </w:rPr>
+        <w:t>5</w:t>
+      </w:r>
+      <w:r>
+        <w:rPr>
+          <w:sz w:val="24"/>
+          <w:szCs w:val="28"/>
+        </w:rPr>
+        <w:t xml:space="preserve">p: </w:t>
+      </w:r>
+      <w:proofErr w:type="spellStart"/>
+      <w:r>
+        <w:rPr>
+          <w:rFonts w:hint="eastAsia"/>
+          <w:sz w:val="24"/>
+          <w:szCs w:val="28"/>
+        </w:rPr>
+        <w:t>빌드업</w:t>
+      </w:r>
+      <w:proofErr w:type="spellEnd"/>
+      <w:r>
+        <w:rPr>
+          <w:rFonts w:hint="eastAsia"/>
+          <w:sz w:val="24"/>
+          <w:szCs w:val="28"/>
+        </w:rPr>
+        <w:t xml:space="preserve"> 과정에서 제시한 서울시 </w:t>
+      </w:r>
+      <w:r>
+        <w:rPr>
+          <w:sz w:val="24"/>
+          <w:szCs w:val="28"/>
+        </w:rPr>
+        <w:t xml:space="preserve">로컬브랜드 상권 육성 사업이 2.9% 매출 상승이 과연 효과가 높았다고 볼 수 있는가? </w:t>
+      </w:r>
+    </w:p>
+    <w:p>
+      <w:pPr>
+        <w:pStyle w:val="a3"/>
+        <w:ind w:leftChars="0" w:left="760"/>
+        <w:jc w:val="center"/>
+        <w:rPr>
+          <w:sz w:val="24"/>
+          <w:szCs w:val="28"/>
+        </w:rPr>
+      </w:pPr>
+      <w:r>
+        <w:rPr>
+          <w:sz w:val="24"/>
+          <w:szCs w:val="28"/>
+        </w:rPr>
+        <w:drawing>
+          <wp:inline distT="0" distB="0" distL="0" distR="0" wp14:anchorId="46C2D78E" wp14:editId="57F0AC3E">
+            <wp:extent cx="5334000" cy="2319516"/>
+            <wp:effectExtent l="0" t="0" r="0" b="5080"/>
+            <wp:docPr id="3" name="그림 3"/>
+            <wp:cNvGraphicFramePr>
+              <a:graphicFrameLocks xmlns:a="http://schemas.openxmlformats.org/drawingml/2006/main" noChangeAspect="1"/>
+            </wp:cNvGraphicFramePr>
+            <a:graphic xmlns:a="http://schemas.openxmlformats.org/drawingml/2006/main">
+              <a:graphicData uri="http://schemas.openxmlformats.org/drawingml/2006/picture">
+                <pic:pic xmlns:pic="http://schemas.openxmlformats.org/drawingml/2006/picture">
+                  <pic:nvPicPr>
+                    <pic:cNvPr id="1" name=""/>
+                    <pic:cNvPicPr/>
+                  </pic:nvPicPr>
+                  <pic:blipFill>
+                    <a:blip r:embed="rId6"/>
+                    <a:stretch>
+                      <a:fillRect/>
+                    </a:stretch>
+                  </pic:blipFill>
+                  <pic:spPr>
+                    <a:xfrm>
+                      <a:off x="0" y="0"/>
+                      <a:ext cx="5337374" cy="2320983"/>
+                    </a:xfrm>
+                    <a:prstGeom prst="rect">
+                      <a:avLst/>
+                    </a:prstGeom>
+                  </pic:spPr>
+                </pic:pic>
+              </a:graphicData>
+            </a:graphic>
+          </wp:inline>
+        </w:drawing>
+      </w:r>
+    </w:p>
+    <w:p>
+      <w:pPr>
+        <w:pStyle w:val="a3"/>
+        <w:ind w:leftChars="0" w:left="760"/>
+        <w:rPr>
+          <w:sz w:val="24"/>
+          <w:szCs w:val="28"/>
+        </w:rPr>
+      </w:pPr>
+      <w:r>
+        <w:rPr>
+          <w:sz w:val="24"/>
+          <w:szCs w:val="28"/>
+        </w:rPr>
+        <w:t>-&gt; 오히려 역으로 들어가서 외식업만 상승</w:t>
+      </w:r>
+      <w:r>
+        <w:rPr>
+          <w:rFonts w:hint="eastAsia"/>
+          <w:sz w:val="24"/>
+          <w:szCs w:val="28"/>
+        </w:rPr>
+        <w:t>하고 나머지 분야는 떨어짐</w:t>
+      </w:r>
+      <w:r>
+        <w:rPr>
+          <w:sz w:val="24"/>
+          <w:szCs w:val="28"/>
+        </w:rPr>
+        <w:t>. 오히려</w:t>
+      </w:r>
+      <w:r>
+        <w:rPr>
+          <w:rFonts w:hint="eastAsia"/>
+          <w:sz w:val="24"/>
+          <w:szCs w:val="28"/>
+        </w:rPr>
+        <w:t xml:space="preserve"> 기존</w:t>
+      </w:r>
+      <w:r>
+        <w:rPr>
+          <w:sz w:val="24"/>
+          <w:szCs w:val="28"/>
+        </w:rPr>
+        <w:t xml:space="preserve"> 문제점</w:t>
+      </w:r>
+      <w:r>
+        <w:rPr>
+          <w:rFonts w:hint="eastAsia"/>
+          <w:sz w:val="24"/>
+          <w:szCs w:val="28"/>
+        </w:rPr>
+        <w:t>으로 인식하고 이걸 개선하겠다 라는 방향도 생각해봐야</w:t>
+      </w:r>
+      <w:r>
+        <w:rPr>
+          <w:sz w:val="24"/>
+          <w:szCs w:val="28"/>
+        </w:rPr>
+        <w:t xml:space="preserve"> </w:t>
+      </w:r>
+      <w:r>
+        <w:rPr>
+          <w:rFonts w:hint="eastAsia"/>
+          <w:sz w:val="24"/>
+          <w:szCs w:val="28"/>
+        </w:rPr>
+        <w:t>함.</w:t>
+      </w:r>
+      <w:r>
+        <w:rPr>
+          <w:sz w:val="24"/>
+          <w:szCs w:val="28"/>
+        </w:rPr>
+        <w:t xml:space="preserve"> </w:t>
+      </w:r>
+      <w:r>
+        <w:rPr>
+          <w:rFonts w:hint="eastAsia"/>
+          <w:sz w:val="24"/>
+          <w:szCs w:val="28"/>
+        </w:rPr>
+        <w:t>다방면의 측면에서 분석 및 제안 아이디어와 새로운 연결점 도출해보기.</w:t>
+      </w:r>
+      <w:r>
+        <w:rPr>
+          <w:sz w:val="24"/>
+          <w:szCs w:val="28"/>
+        </w:rPr>
+        <w:t xml:space="preserve"> </w:t>
+      </w:r>
+      <w:r>
+        <w:rPr>
+          <w:sz w:val="24"/>
+          <w:szCs w:val="28"/>
+        </w:rPr>
+        <w:t xml:space="preserve">- </w:t>
+      </w:r>
+      <w:r>
+        <w:rPr>
+          <w:rFonts w:hint="eastAsia"/>
+          <w:sz w:val="24"/>
+          <w:szCs w:val="28"/>
+        </w:rPr>
+        <w:t>요식업의 경우,</w:t>
+      </w:r>
+      <w:r>
+        <w:rPr>
+          <w:sz w:val="24"/>
+          <w:szCs w:val="28"/>
+        </w:rPr>
+        <w:t xml:space="preserve"> </w:t>
+      </w:r>
+      <w:r>
+        <w:rPr>
+          <w:rFonts w:hint="eastAsia"/>
+          <w:sz w:val="24"/>
+          <w:szCs w:val="28"/>
+        </w:rPr>
+        <w:t>특정 프랜차이즈 입점으로 인해 매출상승을 보였을 수 있음(낙수효과</w:t>
+      </w:r>
+      <w:r>
+        <w:rPr>
+          <w:sz w:val="24"/>
+          <w:szCs w:val="28"/>
+        </w:rPr>
+        <w:t>)</w:t>
+      </w:r>
+      <w:r>
+        <w:rPr>
+          <w:sz w:val="24"/>
+          <w:szCs w:val="28"/>
+        </w:rPr>
+        <w:t xml:space="preserve">: </w:t>
+      </w:r>
+      <w:r>
+        <w:rPr>
+          <w:rFonts w:hint="eastAsia"/>
+          <w:b/>
+          <w:bCs/>
+          <w:sz w:val="24"/>
+          <w:szCs w:val="28"/>
+        </w:rPr>
+        <w:t>서성빈,</w:t>
+      </w:r>
+      <w:r>
+        <w:rPr>
+          <w:b/>
+          <w:bCs/>
+          <w:sz w:val="24"/>
+          <w:szCs w:val="28"/>
+        </w:rPr>
+        <w:t xml:space="preserve"> </w:t>
+      </w:r>
+      <w:r>
+        <w:rPr>
+          <w:rFonts w:hint="eastAsia"/>
+          <w:b/>
+          <w:bCs/>
+          <w:sz w:val="24"/>
+          <w:szCs w:val="28"/>
+        </w:rPr>
+        <w:t>김현기</w:t>
       </w:r>
     </w:p>
     <w:p>
@@ -162,128 +597,94 @@
           <w:numId w:val="3"/>
         </w:numPr>
         <w:ind w:leftChars="0"/>
-      </w:pPr>
-      <w:r>
-        <w:rPr>
-          <w:rFonts w:hint="eastAsia"/>
-        </w:rPr>
-        <w:t>5</w:t>
-      </w:r>
-      <w:r>
-        <w:t xml:space="preserve">p: </w:t>
+        <w:rPr>
+          <w:sz w:val="24"/>
+          <w:szCs w:val="28"/>
+        </w:rPr>
+      </w:pPr>
+      <w:r>
+        <w:rPr>
+          <w:rFonts w:hint="eastAsia"/>
+          <w:sz w:val="24"/>
+          <w:szCs w:val="28"/>
+        </w:rPr>
+        <w:lastRenderedPageBreak/>
+        <w:t>프로세스 고도화</w:t>
+      </w:r>
+    </w:p>
+    <w:p>
+      <w:pPr>
+        <w:pStyle w:val="a3"/>
+        <w:ind w:leftChars="0" w:left="760"/>
+        <w:rPr>
+          <w:sz w:val="24"/>
+          <w:szCs w:val="28"/>
+        </w:rPr>
+      </w:pPr>
+      <w:r>
+        <w:rPr>
+          <w:sz w:val="24"/>
+          <w:szCs w:val="28"/>
+        </w:rPr>
+        <w:t xml:space="preserve">- </w:t>
+      </w:r>
+      <w:r>
+        <w:rPr>
+          <w:rFonts w:hint="eastAsia"/>
+          <w:sz w:val="24"/>
+          <w:szCs w:val="28"/>
+        </w:rPr>
+        <w:t>P</w:t>
+      </w:r>
+      <w:r>
+        <w:rPr>
+          <w:sz w:val="24"/>
+          <w:szCs w:val="28"/>
+        </w:rPr>
+        <w:t xml:space="preserve">hase 2 </w:t>
+      </w:r>
+      <w:r>
+        <w:rPr>
+          <w:rFonts w:hint="eastAsia"/>
+          <w:sz w:val="24"/>
+          <w:szCs w:val="28"/>
+        </w:rPr>
+        <w:t xml:space="preserve">가게 분석 과정에서 브랜딩 성공/실패 사례 분석 에이전트가 추가되어야 할 것으로 보임 </w:t>
+      </w:r>
+      <w:r>
+        <w:rPr>
+          <w:sz w:val="24"/>
+          <w:szCs w:val="28"/>
+        </w:rPr>
+        <w:t>(</w:t>
+      </w:r>
+      <w:r>
+        <w:rPr>
+          <w:rFonts w:hint="eastAsia"/>
+          <w:sz w:val="24"/>
+          <w:szCs w:val="28"/>
+        </w:rPr>
+        <w:t>성공/실패사례를 통해 인사이트 도출)</w:t>
+      </w:r>
+      <w:r>
+        <w:rPr>
+          <w:sz w:val="24"/>
+          <w:szCs w:val="28"/>
+        </w:rPr>
+        <w:t xml:space="preserve">: </w:t>
       </w:r>
       <w:proofErr w:type="spellStart"/>
-      <w:r>
-        <w:rPr>
-          <w:rFonts w:hint="eastAsia"/>
-        </w:rPr>
-        <w:t>빌드업</w:t>
-      </w:r>
-      <w:proofErr w:type="spellEnd"/>
-      <w:r>
-        <w:rPr>
-          <w:rFonts w:hint="eastAsia"/>
-        </w:rPr>
-        <w:t xml:space="preserve"> 과정에서 </w:t>
-      </w:r>
-      <w:r>
-        <w:rPr>
-          <w:rFonts w:hint="eastAsia"/>
-        </w:rPr>
-        <w:t xml:space="preserve">제시한 서울시 </w:t>
-      </w:r>
-      <w:r>
-        <w:t>로컬브랜드 상권 육성 사업이 2.9% 매출 상승이 과연 효과가 높았다고 볼 수 있는가? -&gt; 오히려 역으로 들어가서 외식업만 상승</w:t>
-      </w:r>
-      <w:r>
-        <w:rPr>
-          <w:rFonts w:hint="eastAsia"/>
-        </w:rPr>
-        <w:t>하고 나머지 분야는 떨어짐</w:t>
-      </w:r>
-      <w:r>
-        <w:t>.</w:t>
-      </w:r>
-      <w:r>
-        <w:t xml:space="preserve"> 오히려</w:t>
-      </w:r>
-      <w:r>
-        <w:rPr>
-          <w:rFonts w:hint="eastAsia"/>
-        </w:rPr>
-        <w:t xml:space="preserve"> 기존</w:t>
-      </w:r>
-      <w:r>
-        <w:t xml:space="preserve"> 문제점</w:t>
-      </w:r>
-      <w:r>
-        <w:rPr>
-          <w:rFonts w:hint="eastAsia"/>
-        </w:rPr>
-        <w:t>으로 인식하고 이걸 개선하겠다 라는 방향도 생각해봐야</w:t>
-      </w:r>
-      <w:r>
-        <w:t xml:space="preserve"> </w:t>
-      </w:r>
-      <w:r>
-        <w:rPr>
-          <w:rFonts w:hint="eastAsia"/>
-        </w:rPr>
-        <w:t>함</w:t>
-      </w:r>
-      <w:r>
-        <w:rPr>
-          <w:rFonts w:hint="eastAsia"/>
-        </w:rPr>
-        <w:t>.</w:t>
-      </w:r>
-      <w:r>
-        <w:t xml:space="preserve"> </w:t>
-      </w:r>
-      <w:r>
-        <w:rPr>
-          <w:rFonts w:hint="eastAsia"/>
-        </w:rPr>
-        <w:t>요식업의 경우,</w:t>
-      </w:r>
-      <w:r>
-        <w:t xml:space="preserve"> </w:t>
-      </w:r>
-      <w:r>
-        <w:rPr>
-          <w:rFonts w:hint="eastAsia"/>
-        </w:rPr>
-        <w:t>특정 프랜차이즈 입점으로 인해 매출상승을 보였을 수 있음(낙수효과</w:t>
-      </w:r>
-      <w:r>
-        <w:t>)</w:t>
-      </w:r>
-      <w:r>
-        <w:t xml:space="preserve">: </w:t>
-      </w:r>
       <w:r>
         <w:rPr>
           <w:rFonts w:hint="eastAsia"/>
           <w:b/>
           <w:bCs/>
-        </w:rPr>
-        <w:t>서성빈,</w:t>
-      </w:r>
-      <w:r>
-        <w:rPr>
-          <w:b/>
-          <w:bCs/>
-        </w:rPr>
-        <w:t xml:space="preserve"> </w:t>
-      </w:r>
-      <w:r>
-        <w:rPr>
-          <w:rFonts w:hint="eastAsia"/>
-          <w:b/>
-          <w:bCs/>
-        </w:rPr>
-        <w:t>김현기</w:t>
-      </w:r>
+          <w:sz w:val="24"/>
+          <w:szCs w:val="28"/>
+        </w:rPr>
+        <w:t>이승건</w:t>
+      </w:r>
+      <w:proofErr w:type="spellEnd"/>
     </w:p>
     <w:p>
       <w:pPr>
@@ -293,40 +694,136 @@
           <w:numId w:val="3"/>
         </w:numPr>
         <w:ind w:leftChars="0"/>
-      </w:pPr>
-      <w:r>
-        <w:rPr>
-          <w:rFonts w:hint="eastAsia"/>
-        </w:rPr>
-        <w:t>P</w:t>
-      </w:r>
-      <w:r>
-        <w:t xml:space="preserve">hase 2 </w:t>
-      </w:r>
-      <w:r>
-        <w:rPr>
-          <w:rFonts w:hint="eastAsia"/>
-        </w:rPr>
-        <w:t xml:space="preserve">가게 분석 과정에서 브랜딩 성공/실패 사례 분석 에이전트가 추가되어야 할 것으로 보임 </w:t>
-      </w:r>
-      <w:r>
-        <w:t>(</w:t>
-      </w:r>
-      <w:r>
-        <w:rPr>
-          <w:rFonts w:hint="eastAsia"/>
-        </w:rPr>
-        <w:t>성공/실패사례를 통해 인사이트 도출)</w:t>
-      </w:r>
-      <w:r>
+        <w:rPr>
+          <w:sz w:val="24"/>
+          <w:szCs w:val="28"/>
+        </w:rPr>
+      </w:pPr>
+      <w:r>
+        <w:rPr>
+          <w:rFonts w:hint="eastAsia"/>
+          <w:sz w:val="24"/>
+          <w:szCs w:val="28"/>
+        </w:rPr>
+        <w:t>실제 서비스 구현하여 시뮬레이션</w:t>
+      </w:r>
+      <w:r>
+        <w:rPr>
+          <w:sz w:val="24"/>
+          <w:szCs w:val="28"/>
+        </w:rPr>
         <w:t xml:space="preserve">: </w:t>
       </w:r>
-      <w:proofErr w:type="spellStart"/>
+      <w:r>
+        <w:rPr>
+          <w:rFonts w:hint="eastAsia"/>
+          <w:sz w:val="24"/>
+          <w:szCs w:val="28"/>
+        </w:rPr>
+        <w:t>1</w:t>
+      </w:r>
+      <w:r>
+        <w:rPr>
+          <w:sz w:val="24"/>
+          <w:szCs w:val="28"/>
+        </w:rPr>
+        <w:t>6</w:t>
+      </w:r>
+      <w:r>
+        <w:rPr>
+          <w:rFonts w:hint="eastAsia"/>
+          <w:sz w:val="24"/>
+          <w:szCs w:val="28"/>
+        </w:rPr>
+        <w:t xml:space="preserve">펭지에 </w:t>
+      </w:r>
+      <w:r>
+        <w:rPr>
+          <w:sz w:val="24"/>
+          <w:szCs w:val="28"/>
+        </w:rPr>
+        <w:t>10</w:t>
+      </w:r>
+      <w:r>
+        <w:rPr>
+          <w:rFonts w:hint="eastAsia"/>
+          <w:sz w:val="24"/>
+          <w:szCs w:val="28"/>
+        </w:rPr>
+        <w:t xml:space="preserve">초 이내의 </w:t>
+      </w:r>
+      <w:r>
+        <w:rPr>
+          <w:sz w:val="24"/>
+          <w:szCs w:val="28"/>
+        </w:rPr>
+        <w:t xml:space="preserve">gif </w:t>
+      </w:r>
+      <w:r>
+        <w:rPr>
+          <w:rFonts w:hint="eastAsia"/>
+          <w:sz w:val="24"/>
+          <w:szCs w:val="28"/>
+        </w:rPr>
+        <w:t>삽입,</w:t>
+      </w:r>
+      <w:r>
+        <w:rPr>
+          <w:sz w:val="24"/>
+          <w:szCs w:val="28"/>
+        </w:rPr>
+        <w:t xml:space="preserve"> appendix</w:t>
+      </w:r>
+      <w:r>
+        <w:rPr>
+          <w:rFonts w:hint="eastAsia"/>
+          <w:sz w:val="24"/>
+          <w:szCs w:val="28"/>
+        </w:rPr>
+        <w:t xml:space="preserve">에 </w:t>
+      </w:r>
+      <w:r>
+        <w:rPr>
+          <w:sz w:val="24"/>
+          <w:szCs w:val="28"/>
+        </w:rPr>
+        <w:t>1</w:t>
+      </w:r>
+      <w:r>
+        <w:rPr>
+          <w:rFonts w:hint="eastAsia"/>
+          <w:sz w:val="24"/>
+          <w:szCs w:val="28"/>
+        </w:rPr>
+        <w:t>분 이내 동영상 삽입</w:t>
+      </w:r>
       <w:r>
         <w:rPr>
           <w:rFonts w:hint="eastAsia"/>
           <w:b/>
           <w:bCs/>
+          <w:sz w:val="24"/>
+          <w:szCs w:val="28"/>
+        </w:rPr>
+        <w:t>:</w:t>
+      </w:r>
+      <w:r>
+        <w:rPr>
+          <w:b/>
+          <w:bCs/>
+          <w:sz w:val="24"/>
+          <w:szCs w:val="28"/>
+        </w:rPr>
+        <w:t xml:space="preserve"> </w:t>
+      </w:r>
+      <w:proofErr w:type="spellStart"/>
+      <w:r>
+        <w:rPr>
+          <w:rFonts w:hint="eastAsia"/>
+          <w:b/>
+          <w:bCs/>
+          <w:sz w:val="24"/>
+          <w:szCs w:val="28"/>
         </w:rPr>
         <w:t>이승건</w:t>
       </w:r>
@@ -340,173 +837,125 @@
           <w:numId w:val="3"/>
         </w:numPr>
         <w:ind w:leftChars="0"/>
-      </w:pPr>
-      <w:r>
-        <w:rPr>
-          <w:rFonts w:hint="eastAsia"/>
-        </w:rPr>
-        <w:t>실제 서비스 구현하여 시뮬레이션</w:t>
-      </w:r>
-      <w:r>
+        <w:rPr>
+          <w:sz w:val="24"/>
+          <w:szCs w:val="28"/>
+        </w:rPr>
+      </w:pPr>
+      <w:r>
+        <w:rPr>
+          <w:rFonts w:hint="eastAsia"/>
+          <w:sz w:val="24"/>
+          <w:szCs w:val="28"/>
+        </w:rPr>
+        <w:t xml:space="preserve">각 </w:t>
+      </w:r>
+      <w:r>
+        <w:rPr>
+          <w:sz w:val="24"/>
+          <w:szCs w:val="28"/>
+        </w:rPr>
+        <w:t>Phase</w:t>
+      </w:r>
+      <w:r>
+        <w:rPr>
+          <w:rFonts w:hint="eastAsia"/>
+          <w:sz w:val="24"/>
+          <w:szCs w:val="28"/>
+        </w:rPr>
+        <w:t xml:space="preserve">가 명확하게 구분되어야 함(개별 가게 단위 </w:t>
+      </w:r>
+      <w:r>
+        <w:rPr>
+          <w:sz w:val="24"/>
+          <w:szCs w:val="28"/>
+        </w:rPr>
+        <w:t xml:space="preserve">MBTI </w:t>
+      </w:r>
+      <w:r>
+        <w:rPr>
+          <w:rFonts w:hint="eastAsia"/>
+          <w:sz w:val="24"/>
+          <w:szCs w:val="28"/>
+        </w:rPr>
+        <w:t>도출,</w:t>
+      </w:r>
+      <w:r>
+        <w:rPr>
+          <w:sz w:val="24"/>
+          <w:szCs w:val="28"/>
+        </w:rPr>
+        <w:t xml:space="preserve"> </w:t>
+      </w:r>
+      <w:r>
+        <w:rPr>
+          <w:rFonts w:hint="eastAsia"/>
+          <w:sz w:val="24"/>
+          <w:szCs w:val="28"/>
+        </w:rPr>
+        <w:t>상권 단위 인사이트 제공 경계가 모호함,</w:t>
+      </w:r>
+      <w:r>
+        <w:rPr>
+          <w:sz w:val="24"/>
+          <w:szCs w:val="28"/>
+        </w:rPr>
+        <w:t xml:space="preserve"> </w:t>
+      </w:r>
+      <w:r>
+        <w:rPr>
+          <w:rFonts w:hint="eastAsia"/>
+          <w:sz w:val="24"/>
+          <w:szCs w:val="28"/>
+        </w:rPr>
+        <w:t xml:space="preserve">메인 아이디어를 </w:t>
+      </w:r>
+      <w:proofErr w:type="spellStart"/>
+      <w:r>
+        <w:rPr>
+          <w:rFonts w:hint="eastAsia"/>
+          <w:sz w:val="24"/>
+          <w:szCs w:val="28"/>
+        </w:rPr>
+        <w:t>구분지어야</w:t>
+      </w:r>
+      <w:proofErr w:type="spellEnd"/>
+      <w:r>
+        <w:rPr>
+          <w:rFonts w:hint="eastAsia"/>
+          <w:sz w:val="24"/>
+          <w:szCs w:val="28"/>
+        </w:rPr>
+        <w:t xml:space="preserve"> 함)</w:t>
+      </w:r>
+      <w:r>
+        <w:rPr>
+          <w:sz w:val="24"/>
+          <w:szCs w:val="28"/>
+        </w:rPr>
         <w:t xml:space="preserve">: </w:t>
       </w:r>
-      <w:r>
-        <w:rPr>
-          <w:rFonts w:hint="eastAsia"/>
-        </w:rPr>
-        <w:t>1</w:t>
-      </w:r>
-      <w:r>
-        <w:t>6</w:t>
-      </w:r>
-      <w:r>
-        <w:rPr>
-          <w:rFonts w:hint="eastAsia"/>
-        </w:rPr>
-        <w:t xml:space="preserve">펭지에 </w:t>
-      </w:r>
-      <w:r>
-        <w:t>10</w:t>
-      </w:r>
-      <w:r>
-        <w:rPr>
-          <w:rFonts w:hint="eastAsia"/>
-        </w:rPr>
-        <w:t xml:space="preserve">초 이내의 </w:t>
-      </w:r>
-      <w:r>
-        <w:t xml:space="preserve">gif </w:t>
-      </w:r>
-      <w:r>
-        <w:rPr>
-          <w:rFonts w:hint="eastAsia"/>
-        </w:rPr>
-        <w:t>삽입,</w:t>
-      </w:r>
-      <w:r>
-        <w:t xml:space="preserve"> appendix</w:t>
-      </w:r>
-      <w:r>
-        <w:rPr>
-          <w:rFonts w:hint="eastAsia"/>
-        </w:rPr>
-        <w:t xml:space="preserve">에 </w:t>
-      </w:r>
-      <w:r>
-        <w:t>1</w:t>
-      </w:r>
-      <w:r>
-        <w:rPr>
-          <w:rFonts w:hint="eastAsia"/>
-        </w:rPr>
-        <w:t>분 이내 동영상 삽입</w:t>
-      </w:r>
+      <w:proofErr w:type="spellStart"/>
       <w:r>
         <w:rPr>
           <w:rFonts w:hint="eastAsia"/>
           <w:b/>
           <w:bCs/>
-        </w:rPr>
-        <w:t>:</w:t>
-      </w:r>
-      <w:r>
-        <w:rPr>
-          <w:b/>
-          <w:bCs/>
-        </w:rPr>
-        <w:t xml:space="preserve"> </w:t>
-      </w:r>
-      <w:proofErr w:type="spellStart"/>
-      <w:r>
-        <w:rPr>
-          <w:rFonts w:hint="eastAsia"/>
-          <w:b/>
-          <w:bCs/>
-        </w:rPr>
-        <w:t>이승건</w:t>
+          <w:sz w:val="24"/>
+          <w:szCs w:val="28"/>
+        </w:rPr>
+        <w:t>박소정</w:t>
       </w:r>
       <w:proofErr w:type="spellEnd"/>
     </w:p>
     <w:p>
       <w:pPr>
-        <w:pStyle w:val="a3"/>
-        <w:numPr>
-          <w:ilvl w:val="0"/>
-          <w:numId w:val="3"/>
-        </w:numPr>
-        <w:ind w:leftChars="0"/>
-      </w:pPr>
-      <w:r>
-        <w:rPr>
-          <w:rFonts w:hint="eastAsia"/>
-        </w:rPr>
-        <w:t xml:space="preserve">각 </w:t>
-      </w:r>
-      <w:r>
-        <w:t>Phase</w:t>
-      </w:r>
-      <w:r>
-        <w:rPr>
-          <w:rFonts w:hint="eastAsia"/>
-        </w:rPr>
-        <w:t xml:space="preserve">가 명확하게 구분되어야 함(개별 가게 단위 </w:t>
-      </w:r>
-      <w:r>
-        <w:t xml:space="preserve">MBTI </w:t>
-      </w:r>
-      <w:r>
-        <w:rPr>
-          <w:rFonts w:hint="eastAsia"/>
-        </w:rPr>
-        <w:t>도출,</w:t>
-      </w:r>
-      <w:r>
-        <w:t xml:space="preserve"> </w:t>
-      </w:r>
-      <w:r>
-        <w:rPr>
-          <w:rFonts w:hint="eastAsia"/>
-        </w:rPr>
-        <w:t>상권 단위 인사이트 제공 경계가 모호함,</w:t>
-      </w:r>
-      <w:r>
-        <w:t xml:space="preserve"> </w:t>
-      </w:r>
-      <w:r>
-        <w:rPr>
-          <w:rFonts w:hint="eastAsia"/>
-        </w:rPr>
-        <w:t xml:space="preserve">메인 아이디어를 </w:t>
-      </w:r>
-      <w:proofErr w:type="spellStart"/>
-      <w:r>
-        <w:rPr>
-          <w:rFonts w:hint="eastAsia"/>
-        </w:rPr>
-        <w:t>구분지어야</w:t>
-      </w:r>
-      <w:proofErr w:type="spellEnd"/>
-      <w:r>
-        <w:rPr>
-          <w:rFonts w:hint="eastAsia"/>
-        </w:rPr>
-        <w:t xml:space="preserve"> 함)</w:t>
-      </w:r>
-      <w:r>
-        <w:t xml:space="preserve">: </w:t>
-      </w:r>
-      <w:proofErr w:type="spellStart"/>
-      <w:r>
-        <w:rPr>
-          <w:rFonts w:hint="eastAsia"/>
-          <w:b/>
-          <w:bCs/>
-        </w:rPr>
-        <w:t>박소정</w:t>
-      </w:r>
-      <w:proofErr w:type="spellEnd"/>
+        <w:rPr>
+          <w:sz w:val="24"/>
+          <w:szCs w:val="28"/>
+        </w:rPr>
+      </w:pPr>
     </w:p>
-    <w:p/>
     <w:p>
       <w:pPr>
         <w:pStyle w:val="a3"/>
@@ -515,10 +964,16 @@
           <w:numId w:val="2"/>
         </w:numPr>
         <w:ind w:leftChars="0"/>
-      </w:pPr>
-      <w:r>
-        <w:rPr>
-          <w:rFonts w:hint="eastAsia"/>
+        <w:rPr>
+          <w:sz w:val="24"/>
+          <w:szCs w:val="28"/>
+        </w:rPr>
+      </w:pPr>
+      <w:r>
+        <w:rPr>
+          <w:rFonts w:hint="eastAsia"/>
+          <w:sz w:val="24"/>
+          <w:szCs w:val="28"/>
         </w:rPr>
         <w:t>데이터 멘토링 피드백 반영</w:t>
       </w:r>
@@ -531,62 +986,106 @@
           <w:numId w:val="4"/>
         </w:numPr>
         <w:ind w:leftChars="0"/>
-      </w:pPr>
-      <w:r>
+        <w:rPr>
+          <w:sz w:val="24"/>
+          <w:szCs w:val="28"/>
+        </w:rPr>
+      </w:pPr>
+      <w:r>
+        <w:rPr>
+          <w:sz w:val="24"/>
+          <w:szCs w:val="28"/>
+        </w:rPr>
         <w:t>“</w:t>
       </w:r>
       <w:r>
         <w:rPr>
           <w:rFonts w:hint="eastAsia"/>
+          <w:sz w:val="24"/>
+          <w:szCs w:val="28"/>
         </w:rPr>
         <w:t>행정동 단위 상권 분석</w:t>
       </w:r>
       <w:r>
+        <w:rPr>
+          <w:sz w:val="24"/>
+          <w:szCs w:val="28"/>
+        </w:rPr>
         <w:t>”</w:t>
       </w:r>
       <w:r>
         <w:rPr>
           <w:rFonts w:hint="eastAsia"/>
+          <w:sz w:val="24"/>
+          <w:szCs w:val="28"/>
         </w:rPr>
         <w:t>이 아닌,</w:t>
       </w:r>
       <w:r>
+        <w:rPr>
+          <w:sz w:val="24"/>
+          <w:szCs w:val="28"/>
+        </w:rPr>
         <w:t xml:space="preserve"> </w:t>
       </w:r>
       <w:r>
         <w:rPr>
           <w:rFonts w:hint="eastAsia"/>
+          <w:sz w:val="24"/>
+          <w:szCs w:val="28"/>
         </w:rPr>
         <w:t>격자형(</w:t>
       </w:r>
       <w:r>
+        <w:rPr>
+          <w:sz w:val="24"/>
+          <w:szCs w:val="28"/>
+        </w:rPr>
         <w:t xml:space="preserve">Grid) </w:t>
       </w:r>
       <w:r>
         <w:rPr>
           <w:rFonts w:hint="eastAsia"/>
+          <w:sz w:val="24"/>
+          <w:szCs w:val="28"/>
         </w:rPr>
         <w:t>또는 도로 중심의 동적 상권 권역 매칭 알고리즘을 반영했음을 기술하여,</w:t>
       </w:r>
       <w:r>
+        <w:rPr>
+          <w:sz w:val="24"/>
+          <w:szCs w:val="28"/>
+        </w:rPr>
         <w:t xml:space="preserve"> </w:t>
       </w:r>
       <w:r>
         <w:rPr>
           <w:rFonts w:hint="eastAsia"/>
+          <w:sz w:val="24"/>
+          <w:szCs w:val="28"/>
         </w:rPr>
         <w:t>기술적 완성도와</w:t>
       </w:r>
       <w:r>
+        <w:rPr>
+          <w:sz w:val="24"/>
+          <w:szCs w:val="28"/>
+        </w:rPr>
         <w:t xml:space="preserve"> </w:t>
       </w:r>
       <w:r>
         <w:rPr>
           <w:rFonts w:hint="eastAsia"/>
+          <w:sz w:val="24"/>
+          <w:szCs w:val="28"/>
         </w:rPr>
         <w:t>공공데이터의 유의미한 사용을 어필(</w:t>
       </w:r>
       <w:r>
+        <w:rPr>
+          <w:sz w:val="24"/>
+          <w:szCs w:val="28"/>
+        </w:rPr>
         <w:t>p8, p10)</w:t>
       </w:r>
     </w:p>
@@ -599,42 +1098,75 @@
         </w:numPr>
         <w:ind w:leftChars="0"/>
         <w:rPr>
-          <w:rFonts w:hint="eastAsia"/>
-        </w:rPr>
-      </w:pPr>
-      <w:r>
+          <w:sz w:val="24"/>
+          <w:szCs w:val="28"/>
+        </w:rPr>
+      </w:pPr>
+      <w:r>
+        <w:rPr>
+          <w:rFonts w:hint="eastAsia"/>
+          <w:sz w:val="24"/>
+          <w:szCs w:val="28"/>
+        </w:rPr>
+        <w:t xml:space="preserve">기존 </w:t>
+      </w:r>
+      <w:r>
+        <w:rPr>
+          <w:sz w:val="24"/>
+          <w:szCs w:val="28"/>
+        </w:rPr>
         <w:t>“</w:t>
       </w:r>
       <w:r>
         <w:rPr>
           <w:rFonts w:hint="eastAsia"/>
+          <w:sz w:val="24"/>
+          <w:szCs w:val="28"/>
         </w:rPr>
         <w:t>정보조회성 상권분석서비스</w:t>
       </w:r>
       <w:r>
+        <w:rPr>
+          <w:sz w:val="24"/>
+          <w:szCs w:val="28"/>
+        </w:rPr>
         <w:t>”</w:t>
       </w:r>
       <w:r>
         <w:rPr>
           <w:rFonts w:hint="eastAsia"/>
+          <w:sz w:val="24"/>
+          <w:szCs w:val="28"/>
         </w:rPr>
         <w:t>라는 선입견을 깨고,</w:t>
       </w:r>
       <w:r>
+        <w:rPr>
+          <w:sz w:val="24"/>
+          <w:szCs w:val="28"/>
+        </w:rPr>
         <w:t xml:space="preserve"> </w:t>
       </w:r>
       <w:r>
         <w:rPr>
           <w:rFonts w:hint="eastAsia"/>
+          <w:sz w:val="24"/>
+          <w:szCs w:val="28"/>
         </w:rPr>
         <w:t>우리의 서비스는 이러하다.</w:t>
       </w:r>
       <w:r>
+        <w:rPr>
+          <w:sz w:val="24"/>
+          <w:szCs w:val="28"/>
+        </w:rPr>
         <w:t xml:space="preserve"> p7 </w:t>
       </w:r>
       <w:r>
         <w:rPr>
           <w:rFonts w:hint="eastAsia"/>
+          <w:sz w:val="24"/>
+          <w:szCs w:val="28"/>
         </w:rPr>
         <w:t>수정</w:t>
       </w:r>
@@ -642,7 +1174,200 @@
     <w:p>
       <w:pPr>
         <w:rPr>
-          <w:rFonts w:hint="eastAsia"/>
+          <w:sz w:val="24"/>
+          <w:szCs w:val="28"/>
+        </w:rPr>
+      </w:pPr>
+    </w:p>
+    <w:p>
+      <w:pPr>
+        <w:rPr>
+          <w:sz w:val="24"/>
+          <w:szCs w:val="28"/>
+        </w:rPr>
+      </w:pPr>
+    </w:p>
+    <w:p>
+      <w:pPr>
+        <w:pStyle w:val="1"/>
+        <w:rPr>
+          <w:sz w:val="36"/>
+          <w:szCs w:val="36"/>
+        </w:rPr>
+      </w:pPr>
+      <w:r>
+        <w:rPr>
+          <w:rFonts w:hint="eastAsia"/>
+          <w:sz w:val="36"/>
+          <w:szCs w:val="36"/>
+        </w:rPr>
+        <w:t>7</w:t>
+      </w:r>
+      <w:r>
+        <w:rPr>
+          <w:sz w:val="36"/>
+          <w:szCs w:val="36"/>
+        </w:rPr>
+        <w:t>~8</w:t>
+      </w:r>
+      <w:r>
+        <w:rPr>
+          <w:rFonts w:hint="eastAsia"/>
+          <w:sz w:val="36"/>
+          <w:szCs w:val="36"/>
+        </w:rPr>
+        <w:t xml:space="preserve">월 일정 </w:t>
+      </w:r>
+    </w:p>
+    <w:p>
+      <w:pPr>
+        <w:rPr>
+          <w:sz w:val="24"/>
+          <w:szCs w:val="28"/>
+        </w:rPr>
+      </w:pPr>
+      <w:r>
+        <w:rPr>
+          <w:b/>
+          <w:bCs/>
+          <w:sz w:val="24"/>
+          <w:szCs w:val="28"/>
+        </w:rPr>
+        <w:t>~7/31(</w:t>
+      </w:r>
+      <w:r>
+        <w:rPr>
+          <w:rFonts w:hint="eastAsia"/>
+          <w:b/>
+          <w:bCs/>
+          <w:sz w:val="24"/>
+          <w:szCs w:val="28"/>
+        </w:rPr>
+        <w:t>금)</w:t>
+      </w:r>
+      <w:r>
+        <w:rPr>
+          <w:sz w:val="24"/>
+          <w:szCs w:val="28"/>
+        </w:rPr>
+        <w:t xml:space="preserve"> </w:t>
+      </w:r>
+      <w:r>
+        <w:rPr>
+          <w:rFonts w:hint="eastAsia"/>
+          <w:sz w:val="24"/>
+          <w:szCs w:val="28"/>
+        </w:rPr>
+        <w:t xml:space="preserve">맡은 임무 수행 </w:t>
+      </w:r>
+    </w:p>
+    <w:p>
+      <w:pPr>
+        <w:rPr>
+          <w:sz w:val="24"/>
+          <w:szCs w:val="28"/>
+        </w:rPr>
+      </w:pPr>
+      <w:r>
+        <w:rPr>
+          <w:rFonts w:hint="eastAsia"/>
+          <w:b/>
+          <w:bCs/>
+          <w:sz w:val="24"/>
+          <w:szCs w:val="28"/>
+        </w:rPr>
+        <w:t>~</w:t>
+      </w:r>
+      <w:r>
+        <w:rPr>
+          <w:b/>
+          <w:bCs/>
+          <w:sz w:val="24"/>
+          <w:szCs w:val="28"/>
+        </w:rPr>
+        <w:t>7/9</w:t>
+      </w:r>
+      <w:r>
+        <w:rPr>
+          <w:rFonts w:hint="eastAsia"/>
+          <w:b/>
+          <w:bCs/>
+          <w:sz w:val="24"/>
+          <w:szCs w:val="28"/>
+        </w:rPr>
+        <w:t>(일)</w:t>
+      </w:r>
+      <w:r>
+        <w:rPr>
+          <w:b/>
+          <w:bCs/>
+          <w:sz w:val="24"/>
+          <w:szCs w:val="28"/>
+        </w:rPr>
+        <w:t xml:space="preserve"> </w:t>
+      </w:r>
+      <w:r>
+        <w:rPr>
+          <w:rFonts w:hint="eastAsia"/>
+          <w:sz w:val="24"/>
+          <w:szCs w:val="28"/>
+        </w:rPr>
+        <w:t>P</w:t>
+      </w:r>
+      <w:r>
+        <w:rPr>
+          <w:sz w:val="24"/>
+          <w:szCs w:val="28"/>
+        </w:rPr>
+        <w:t xml:space="preserve">PT </w:t>
+      </w:r>
+      <w:r>
+        <w:rPr>
+          <w:rFonts w:hint="eastAsia"/>
+          <w:sz w:val="24"/>
+          <w:szCs w:val="28"/>
+        </w:rPr>
+        <w:t>수정</w:t>
+      </w:r>
+      <w:r>
+        <w:rPr>
+          <w:rFonts w:hint="eastAsia"/>
+          <w:sz w:val="24"/>
+          <w:szCs w:val="28"/>
+        </w:rPr>
+        <w:t>,</w:t>
+      </w:r>
+      <w:r>
+        <w:rPr>
+          <w:sz w:val="24"/>
+          <w:szCs w:val="28"/>
+        </w:rPr>
+        <w:t xml:space="preserve"> </w:t>
+      </w:r>
+      <w:r>
+        <w:rPr>
+          <w:rFonts w:hint="eastAsia"/>
+          <w:sz w:val="24"/>
+          <w:szCs w:val="28"/>
+        </w:rPr>
+        <w:t xml:space="preserve">사업계획서 제출 </w:t>
+      </w:r>
+    </w:p>
+    <w:p>
+      <w:pPr>
+        <w:rPr>
+          <w:rFonts w:hint="eastAsia"/>
+          <w:sz w:val="24"/>
+          <w:szCs w:val="28"/>
+        </w:rPr>
+      </w:pPr>
+    </w:p>
+    <w:p>
+      <w:pPr>
+        <w:rPr>
+          <w:rFonts w:hint="eastAsia"/>
+          <w:sz w:val="24"/>
+          <w:szCs w:val="28"/>
         </w:rPr>
       </w:pPr>
     </w:p>
@@ -1481,6 +2206,24 @@
       <w:autoSpaceDN w:val="0"/>
     </w:pPr>
   </w:style>
+  <w:style w:type="paragraph" w:styleId="1">
+    <w:name w:val="heading 1"/>
+    <w:basedOn w:val="a"/>
+    <w:next w:val="a"/>
+    <w:link w:val="1Char"/>
+    <w:uiPriority w:val="9"/>
+    <w:qFormat/>
+    <w:rsid w:val="00CF312B"/>
+    <w:pPr>
+      <w:keepNext/>
+      <w:outlineLvl w:val="0"/>
+    </w:pPr>
+    <w:rPr>
+      <w:rFonts w:asciiTheme="majorHAnsi" w:eastAsiaTheme="majorEastAsia" w:hAnsiTheme="majorHAnsi" w:cstheme="majorBidi"/>
+      <w:sz w:val="28"/>
+      <w:szCs w:val="28"/>
+    </w:rPr>
+  </w:style>
   <w:style w:type="character" w:default="1" w:styleId="a0">
     <w:name w:val="Default Paragraph Font"/>
     <w:uiPriority w:val="1"/>
@@ -1517,6 +2260,18 @@
     <w:pPr>
       <w:ind w:leftChars="400" w:left="800"/>
     </w:pPr>
+  </w:style>
+  <w:style w:type="character" w:customStyle="1" w:styleId="1Char">
+    <w:name w:val="제목 1 Char"/>
+    <w:basedOn w:val="a0"/>
+    <w:link w:val="1"/>
+    <w:uiPriority w:val="9"/>
+    <w:rsid w:val="00CF312B"/>
+    <w:rPr>
+      <w:rFonts w:asciiTheme="majorHAnsi" w:eastAsiaTheme="majorEastAsia" w:hAnsiTheme="majorHAnsi" w:cstheme="majorBidi"/>
+      <w:sz w:val="28"/>
+      <w:szCs w:val="28"/>
+    </w:rPr>
   </w:style>
 </w:styles>
 </file>
